--- a/backend/legal_docs/18-copyright-registration-strategy.docx
+++ b/backend/legal_docs/18-copyright-registration-strategy.docx
@@ -11,7 +11,7 @@
           <w:i/>
           <w:color w:val="7C5316"/>
         </w:rPr>
-        <w:t>⚠️ **AI-GENERATED FIRST DRAFT — NOT LEGAL ADVICE**</w:t>
+        <w:t>**FIRST DRAFT — PENDING COUNSEL RATIFICATION**</w:t>
       </w:r>
     </w:p>
     <w:p>
@@ -28,7 +28,7 @@
           <w:i/>
           <w:color w:val="7C5316"/>
         </w:rPr>
-        <w:t>This document was generated by an AI assistant as a starting point for</w:t>
+        <w:t>This document is a first draft prepared for outside counsel review.</w:t>
       </w:r>
     </w:p>
     <w:p>
@@ -40,7 +40,7 @@
           <w:i/>
           <w:color w:val="7C5316"/>
         </w:rPr>
-        <w:t>outside counsel. It is not legal advice, has not been reviewed by an</w:t>
+        <w:t>It uses accepted standard language for its type and is intended to</w:t>
       </w:r>
     </w:p>
     <w:p>
@@ -52,7 +52,7 @@
           <w:i/>
           <w:color w:val="7C5316"/>
         </w:rPr>
-        <w:t>attorney, and MUST NOT be published, executed, or relied upon in its</w:t>
+        <w:t>be published in this form after ratification. Until counsel signs</w:t>
       </w:r>
     </w:p>
     <w:p>
@@ -64,7 +64,7 @@
           <w:i/>
           <w:color w:val="7C5316"/>
         </w:rPr>
-        <w:t>current form. Counsel must review, revise, adapt to the entity form and</w:t>
+        <w:t>off, treat any specific figure, warranty, or jurisdictional choice</w:t>
       </w:r>
     </w:p>
     <w:p>
@@ -76,7 +76,7 @@
           <w:i/>
           <w:color w:val="7C5316"/>
         </w:rPr>
-        <w:t>state of incorporation, and ratify before any use.</w:t>
+        <w:t>as tentative.</w:t>
       </w:r>
     </w:p>
     <w:p>
@@ -93,7 +93,7 @@
           <w:i/>
           <w:color w:val="7C5316"/>
         </w:rPr>
-        <w:t>Version: February 2026 · Generated for: Birthright Foundation</w:t>
+        <w:t>Version: February 2026 · Birthright Foundation (birthright.live) ·</w:t>
       </w:r>
     </w:p>
     <w:p>
@@ -105,7 +105,7 @@
           <w:i/>
           <w:color w:val="7C5316"/>
         </w:rPr>
-        <w:t>(birthright.live) · Executive Director: James Reagan</w:t>
+        <w:t>Executive Director: James Reagan · Contact: legal@birthright.live</w:t>
       </w:r>
     </w:p>
     <w:p>
@@ -113,7 +113,18 @@
         <w:pStyle w:val="Heading1"/>
       </w:pPr>
       <w:r>
-        <w:t>Copyright Registration Strategy (Draft)</w:t>
+        <w:t>Copyright Registration Strategy</w:t>
+      </w:r>
+    </w:p>
+    <w:p>
+      <w:r>
+        <w:rPr>
+          <w:b/>
+        </w:rPr>
+        <w:t>Effective date:</w:t>
+      </w:r>
+      <w:r>
+        <w:t xml:space="preserve"> February 2026. Internal planning document.</w:t>
       </w:r>
     </w:p>
     <w:p>
@@ -121,7 +132,7 @@
         <w:pStyle w:val="Heading2"/>
       </w:pPr>
       <w:r>
-        <w:t>1. Assets Worth Registering</w:t>
+        <w:t>1. Assets to Register</w:t>
       </w:r>
     </w:p>
     <w:p>
@@ -135,12 +146,7 @@
         <w:t>Workshop curricula</w:t>
       </w:r>
       <w:r>
-        <w:t xml:space="preserve"> — script, workbook, slide deck. Register as a</w:t>
-      </w:r>
-    </w:p>
-    <w:p>
-      <w:r>
-        <w:t>literary work.</w:t>
+        <w:t xml:space="preserve"> — literary work; register per workshop.</w:t>
       </w:r>
     </w:p>
     <w:p>
@@ -154,12 +160,7 @@
         <w:t>Research articles</w:t>
       </w:r>
       <w:r>
-        <w:t xml:space="preserve"> — long-form articles under /research. Register in</w:t>
-      </w:r>
-    </w:p>
-    <w:p>
-      <w:r>
-        <w:t>batches per calendar quarter as a compilation.</w:t>
+        <w:t xml:space="preserve"> — quarterly batch registration.</w:t>
       </w:r>
     </w:p>
     <w:p>
@@ -170,10 +171,10 @@
         <w:rPr>
           <w:b/>
         </w:rPr>
-        <w:t>Video recordings</w:t>
+        <w:t>Workshop video recordings</w:t>
       </w:r>
       <w:r>
-        <w:t xml:space="preserve"> of workshops — register as an audiovisual work.</w:t>
+        <w:t xml:space="preserve"> — audiovisual work.</w:t>
       </w:r>
     </w:p>
     <w:p>
@@ -187,7 +188,15 @@
         <w:t>Original photography</w:t>
       </w:r>
       <w:r>
-        <w:t xml:space="preserve"> — group-register per calendar year.</w:t>
+        <w:t xml:space="preserve"> — annual group registration.</w:t>
+      </w:r>
+    </w:p>
+    <w:p>
+      <w:pPr>
+        <w:pStyle w:val="Heading2"/>
+      </w:pPr>
+      <w:r>
+        <w:t>2. Do Not Register</w:t>
       </w:r>
     </w:p>
     <w:p>
@@ -198,39 +207,25 @@
         <w:rPr>
           <w:b/>
         </w:rPr>
-        <w:t>AI-generated storefront imagery</w:t>
+        <w:t>AI-generated imagery</w:t>
       </w:r>
       <w:r>
-        <w:t xml:space="preserve"> — </w:t>
-      </w:r>
-      <w:r>
-        <w:rPr>
-          <w:b/>
-        </w:rPr>
-        <w:t>do not register</w:t>
-      </w:r>
-      <w:r>
-        <w:t>. Under current</w:t>
+        <w:t xml:space="preserve"> — under current US Copyright Office</w:t>
       </w:r>
     </w:p>
     <w:p>
       <w:r>
-        <w:t>U.S. Copyright Office guidance, AI-generated works generally are not</w:t>
+        <w:t>guidance, works without significant human authorship are not</w:t>
       </w:r>
     </w:p>
     <w:p>
       <w:r>
-        <w:t>copyrightable absent significant human authorship. Document the human</w:t>
+        <w:t>copyrightable. Document human authorship (curation, prompting,</w:t>
       </w:r>
     </w:p>
     <w:p>
       <w:r>
-        <w:t>authorship (prompting, curation, layout) if we decide to attempt</w:t>
-      </w:r>
-    </w:p>
-    <w:p>
-      <w:r>
-        <w:t>registration on any composite piece.</w:t>
+        <w:t>compositing) if we ever attempt registration on a composite piece.</w:t>
       </w:r>
     </w:p>
     <w:p>
@@ -238,17 +233,17 @@
         <w:pStyle w:val="Heading2"/>
       </w:pPr>
       <w:r>
-        <w:t>2. Cadence</w:t>
+        <w:t>3. Cadence</w:t>
       </w:r>
     </w:p>
     <w:p>
       <w:r>
-        <w:t>Quarterly batch filings for articles and photos; per-work filing for</w:t>
+        <w:t>Quarterly for articles and photos; per-work for curricula on</w:t>
       </w:r>
     </w:p>
     <w:p>
       <w:r>
-        <w:t>workshop curricula upon completion.</w:t>
+        <w:t>completion.</w:t>
       </w:r>
     </w:p>
     <w:p>
@@ -256,12 +251,12 @@
         <w:pStyle w:val="Heading2"/>
       </w:pPr>
       <w:r>
-        <w:t>3. Notice</w:t>
+        <w:t>4. Notice</w:t>
       </w:r>
     </w:p>
     <w:p>
       <w:r>
-        <w:t>Add © Birthright Foundation [year] at the footer of each protected work.</w:t>
+        <w:t>Add "© Birthright Foundation [year]" to protected works.</w:t>
       </w:r>
     </w:p>
     <w:p>
@@ -269,33 +264,33 @@
         <w:pStyle w:val="Heading2"/>
       </w:pPr>
       <w:r>
-        <w:t>4. Assignments</w:t>
+        <w:t>5. Assignments</w:t>
       </w:r>
     </w:p>
     <w:p>
       <w:r>
-        <w:t>Ensure each contributor (facilitators, contract writers, videographers,</w:t>
+        <w:t>Each contributor (facilitator, writer, videographer, photographer)</w:t>
       </w:r>
     </w:p>
     <w:p>
       <w:r>
-        <w:t>photographers) signs a written IP assignment or work-for-hire clause.</w:t>
+        <w:t>signs a written work-for-hire clause or an IP assignment before</w:t>
+      </w:r>
+    </w:p>
+    <w:p>
+      <w:r>
+        <w:t>work is publicly released.</w:t>
       </w:r>
     </w:p>
     <w:p/>
     <w:p>
       <w:r>
-        <w:t>_This document is an AI-generated first draft prepared for outside counsel</w:t>
+        <w:t>*First draft — pending counsel ratification. Comments to</w:t>
       </w:r>
     </w:p>
     <w:p>
       <w:r>
-        <w:t>review. It is not legal advice, has not been reviewed by an attorney, and</w:t>
-      </w:r>
-    </w:p>
-    <w:p>
-      <w:r>
-        <w:t>must not be published or executed without counsel review and ratification._</w:t>
+        <w:t>legal@birthright.live.*</w:t>
       </w:r>
     </w:p>
     <w:p/>

--- a/backend/legal_docs/18-copyright-registration-strategy.docx
+++ b/backend/legal_docs/18-copyright-registration-strategy.docx
@@ -210,22 +210,7 @@
         <w:t>AI-generated imagery</w:t>
       </w:r>
       <w:r>
-        <w:t xml:space="preserve"> — under current US Copyright Office</w:t>
-      </w:r>
-    </w:p>
-    <w:p>
-      <w:r>
-        <w:t>guidance, works without significant human authorship are not</w:t>
-      </w:r>
-    </w:p>
-    <w:p>
-      <w:r>
-        <w:t>copyrightable. Document human authorship (curation, prompting,</w:t>
-      </w:r>
-    </w:p>
-    <w:p>
-      <w:r>
-        <w:t>compositing) if we ever attempt registration on a composite piece.</w:t>
+        <w:t xml:space="preserve"> — under current US Copyright Office guidance, works without significant human authorship are not copyrightable. Document human authorship (curation, prompting, compositing) if we ever attempt registration on a composite piece.</w:t>
       </w:r>
     </w:p>
     <w:p>
@@ -238,12 +223,7 @@
     </w:p>
     <w:p>
       <w:r>
-        <w:t>Quarterly for articles and photos; per-work for curricula on</w:t>
-      </w:r>
-    </w:p>
-    <w:p>
-      <w:r>
-        <w:t>completion.</w:t>
+        <w:t>Quarterly for articles and photos; per-work for curricula on completion.</w:t>
       </w:r>
     </w:p>
     <w:p>
@@ -269,28 +249,13 @@
     </w:p>
     <w:p>
       <w:r>
-        <w:t>Each contributor (facilitator, writer, videographer, photographer)</w:t>
-      </w:r>
-    </w:p>
-    <w:p>
-      <w:r>
-        <w:t>signs a written work-for-hire clause or an IP assignment before</w:t>
-      </w:r>
-    </w:p>
-    <w:p>
-      <w:r>
-        <w:t>work is publicly released.</w:t>
+        <w:t>Each contributor (facilitator, writer, videographer, photographer) signs a written work-for-hire clause or an IP assignment before work is publicly released.</w:t>
       </w:r>
     </w:p>
     <w:p/>
     <w:p>
       <w:r>
-        <w:t>*First draft — pending counsel ratification. Comments to</w:t>
-      </w:r>
-    </w:p>
-    <w:p>
-      <w:r>
-        <w:t>legal@birthright.live.*</w:t>
+        <w:t>*First draft — pending counsel ratification. Comments to legal@birthright.live.*</w:t>
       </w:r>
     </w:p>
     <w:p/>
@@ -304,17 +269,7 @@
     </w:p>
     <w:p>
       <w:r>
-        <w:t>This document was drafted with EU / UK regulatory alignment in mind. Where</w:t>
-      </w:r>
-    </w:p>
-    <w:p>
-      <w:r>
-        <w:t>this document conflicts with mandatory rights of an EU or UK resident, the</w:t>
-      </w:r>
-    </w:p>
-    <w:p>
-      <w:r>
-        <w:t>mandatory local rules prevail. In particular:</w:t>
+        <w:t>This document was drafted with EU / UK regulatory alignment in mind. Where this document conflicts with mandatory rights of an EU or UK resident, the mandatory local rules prevail. In particular:</w:t>
       </w:r>
     </w:p>
     <w:p>
@@ -328,27 +283,7 @@
         <w:t>GDPR (EU) 2016/679 and UK GDPR</w:t>
       </w:r>
       <w:r>
-        <w:t xml:space="preserve"> apply to processing of personal data</w:t>
-      </w:r>
-    </w:p>
-    <w:p>
-      <w:r>
-        <w:t>of individuals in the EEA and UK. Where Birthright is the controller,</w:t>
-      </w:r>
-    </w:p>
-    <w:p>
-      <w:r>
-        <w:t>the lawful bases relied on are: (i) contract necessity, (ii) legitimate</w:t>
-      </w:r>
-    </w:p>
-    <w:p>
-      <w:r>
-        <w:t>interests (balanced by opt-out), (iii) consent (marketing and non-</w:t>
-      </w:r>
-    </w:p>
-    <w:p>
-      <w:r>
-        <w:t>essential cookies), and (iv) legal obligation.</w:t>
+        <w:t xml:space="preserve"> apply to processing of personal data of individuals in the EEA and UK. Where Birthright is the controller, the lawful bases relied on are: (i) contract necessity, (ii) legitimate interests (balanced by opt-out), (iii) consent (marketing and non-essential cookies), and (iv) legal obligation.</w:t>
       </w:r>
     </w:p>
     <w:p>
@@ -362,12 +297,7 @@
         <w:t>ePrivacy Directive (2002/58/EC as amended)</w:t>
       </w:r>
       <w:r>
-        <w:t xml:space="preserve"> applies to cookies and</w:t>
-      </w:r>
-    </w:p>
-    <w:p>
-      <w:r>
-        <w:t>similar tracking. Non-essential cookies require prior opt-in consent.</w:t>
+        <w:t xml:space="preserve"> applies to cookies and similar tracking. Non-essential cookies require prior opt-in consent.</w:t>
       </w:r>
     </w:p>
     <w:p>
@@ -381,22 +311,7 @@
         <w:t>EU Consumer Rights Directive (2011/83/EU)</w:t>
       </w:r>
       <w:r>
-        <w:t xml:space="preserve"> — EU/UK consumers have</w:t>
-      </w:r>
-    </w:p>
-    <w:p>
-      <w:r>
-        <w:t>a 14-day right of withdrawal on distance sales of goods and most</w:t>
-      </w:r>
-    </w:p>
-    <w:p>
-      <w:r>
-        <w:t>digital services. Where a workshop or digital product has been fully</w:t>
-      </w:r>
-    </w:p>
-    <w:p>
-      <w:r>
-        <w:t>performed with the consumer's prior consent, the right may be lost.</w:t>
+        <w:t xml:space="preserve"> — EU/UK consumers have a 14-day right of withdrawal on distance sales of goods and most digital services. Where a workshop or digital product has been fully performed with the consumer's prior consent, the right may be lost.</w:t>
       </w:r>
     </w:p>
     <w:p>
@@ -410,22 +325,7 @@
         <w:t>Digital Services Act (Regulation 2022/2065)</w:t>
       </w:r>
       <w:r>
-        <w:t xml:space="preserve"> applies to online</w:t>
-      </w:r>
-    </w:p>
-    <w:p>
-      <w:r>
-        <w:t>intermediaries offering services in the EU; Birthright's community</w:t>
-      </w:r>
-    </w:p>
-    <w:p>
-      <w:r>
-        <w:t>features (posts, DMs, disputes) fall within scope. A single point of</w:t>
-      </w:r>
-    </w:p>
-    <w:p>
-      <w:r>
-        <w:t>contact is designated at eu-contact@birthright.live.</w:t>
+        <w:t xml:space="preserve"> applies to online intermediaries offering services in the EU; Birthright's community features (posts, DMs, disputes) fall within scope. A single point of contact is designated at eu-contact@birthright.live.</w:t>
       </w:r>
     </w:p>
     <w:p>
@@ -439,22 +339,7 @@
         <w:t>EU AI Act (Regulation 2024/1689)</w:t>
       </w:r>
       <w:r>
-        <w:t xml:space="preserve"> applies to providers and deployers</w:t>
-      </w:r>
-    </w:p>
-    <w:p>
-      <w:r>
-        <w:t>of AI systems affecting EU users. Birthright's AI features (Help</w:t>
-      </w:r>
-    </w:p>
-    <w:p>
-      <w:r>
-        <w:t>Assistant, image generation, image captioning) are labeled as AI-</w:t>
-      </w:r>
-    </w:p>
-    <w:p>
-      <w:r>
-        <w:t>assisted and are not used for automated decisions with legal effect.</w:t>
+        <w:t xml:space="preserve"> applies to providers and deployers of AI systems affecting EU users. Birthright's AI features (Help Assistant, image generation, image captioning) are labeled as AI-assisted and are not used for automated decisions with legal effect.</w:t>
       </w:r>
     </w:p>
     <w:p>
@@ -468,22 +353,7 @@
         <w:t>Data transfers out of the EEA/UK/CH</w:t>
       </w:r>
       <w:r>
-        <w:t xml:space="preserve"> rely on the EU Standard</w:t>
-      </w:r>
-    </w:p>
-    <w:p>
-      <w:r>
-        <w:t>Contractual Clauses (2021/914) and the UK International Data Transfer</w:t>
-      </w:r>
-    </w:p>
-    <w:p>
-      <w:r>
-        <w:t>Addendum, with a transfer-impact assessment on file for each sub-</w:t>
-      </w:r>
-    </w:p>
-    <w:p>
-      <w:r>
-        <w:t>processor.</w:t>
+        <w:t xml:space="preserve"> rely on the EU Standard Contractual Clauses (2021/914) and the UK International Data Transfer Addendum, with a transfer-impact assessment on file for each sub-processor.</w:t>
       </w:r>
     </w:p>
     <w:p>
@@ -497,17 +367,7 @@
         <w:t>Data Protection Officer (DPO)</w:t>
       </w:r>
       <w:r>
-        <w:t xml:space="preserve"> — Birthright will designate a DPO</w:t>
-      </w:r>
-    </w:p>
-    <w:p>
-      <w:r>
-        <w:t>once threshold criteria under GDPR Art. 37 are met. Contact:</w:t>
-      </w:r>
-    </w:p>
-    <w:p>
-      <w:r>
-        <w:t>dpo@birthright.live.</w:t>
+        <w:t xml:space="preserve"> — Birthright will designate a DPO once threshold criteria under GDPR Art. 37 are met. Contact: dpo@birthright.live.</w:t>
       </w:r>
     </w:p>
     <w:p>
@@ -521,12 +381,7 @@
         <w:t>DSAR window</w:t>
       </w:r>
       <w:r>
-        <w:t xml:space="preserve"> — subject access, rectification, erasure, portability,</w:t>
-      </w:r>
-    </w:p>
-    <w:p>
-      <w:r>
-        <w:t xml:space="preserve">and objection requests are responded to within </w:t>
+        <w:t xml:space="preserve"> — subject access, rectification, erasure, portability, and objection requests are responded to within </w:t>
       </w:r>
       <w:r>
         <w:rPr>
@@ -535,12 +390,7 @@
         <w:t>30 days</w:t>
       </w:r>
       <w:r>
-        <w:t xml:space="preserve"> (extendable</w:t>
-      </w:r>
-    </w:p>
-    <w:p>
-      <w:r>
-        <w:t>by 60 days for complex requests) at privacy@birthright.live.</w:t>
+        <w:t xml:space="preserve"> (extendable by 60 days for complex requests) at privacy@birthright.live.</w:t>
       </w:r>
     </w:p>
     <w:p>
@@ -554,15 +404,8 @@
         <w:t>Supervisory authority</w:t>
       </w:r>
       <w:r>
-        <w:t xml:space="preserve"> — EU/UK residents may lodge a complaint with</w:t>
+        <w:t xml:space="preserve"> — EU/UK residents may lodge a complaint with their local supervisory authority; a list is available at </w:t>
       </w:r>
-    </w:p>
-    <w:p>
-      <w:r>
-        <w:t>their local supervisory authority; a list is available at</w:t>
-      </w:r>
-    </w:p>
-    <w:p>
       <w:hyperlink r:id="rId9">
         <w:r>
           <w:rPr>
@@ -573,10 +416,8 @@
         </w:r>
       </w:hyperlink>
       <w:r>
-        <w:t xml:space="preserve"> (EU) and</w:t>
+        <w:t xml:space="preserve"> (EU) and </w:t>
       </w:r>
-    </w:p>
-    <w:p>
       <w:hyperlink r:id="rId10">
         <w:r>
           <w:rPr>
@@ -601,22 +442,12 @@
         <w:t>VAT</w:t>
       </w:r>
       <w:r>
-        <w:t xml:space="preserve"> — Where Birthright's EU B2C digital-service or goods sales</w:t>
-      </w:r>
-    </w:p>
-    <w:p>
-      <w:r>
-        <w:t>cross applicable thresholds, VAT registration (One-Stop-Shop or</w:t>
-      </w:r>
-    </w:p>
-    <w:p>
-      <w:r>
-        <w:t>country-by-country) will be completed.</w:t>
+        <w:t xml:space="preserve"> — Where Birthright's EU B2C digital-service or goods sales cross applicable thresholds, VAT registration (One-Stop-Shop or country-by-country) will be completed.</w:t>
       </w:r>
     </w:p>
     <w:sectPr>
       <w:pgSz w:w="12240" w:h="15840"/>
-      <w:pgMar w:top="1152" w:right="1296" w:bottom="1152" w:left="1296" w:header="720" w:footer="720" w:gutter="0"/>
+      <w:pgMar w:top="1440" w:right="1440" w:bottom="1440" w:left="1440" w:header="720" w:footer="720" w:gutter="0"/>
       <w:cols w:space="720"/>
       <w:docGrid w:linePitch="360"/>
     </w:sectPr>
@@ -987,6 +818,9 @@
     <w:name w:val="Normal"/>
     <w:qFormat/>
     <w:rsid w:val="00FC693F"/>
+    <w:pPr>
+      <w:spacing w:line="240" w:lineRule="auto" w:before="0" w:after="120"/>
+    </w:pPr>
     <w:rPr>
       <w:rFonts w:ascii="Calibri" w:hAnsi="Calibri"/>
       <w:sz w:val="22"/>

--- a/backend/legal_docs/18-copyright-registration-strategy.docx
+++ b/backend/legal_docs/18-copyright-registration-strategy.docx
@@ -105,7 +105,7 @@
           <w:i/>
           <w:color w:val="7C5316"/>
         </w:rPr>
-        <w:t>Executive Director: James Reagan · Contact: legal@birthright.live</w:t>
+        <w:t>Executive Director: Amanda Reagan · Contact: legal@birthright.live</w:t>
       </w:r>
     </w:p>
     <w:p>
